--- a/抽離教學_數學/額外評核任務/課後補救教學/課後補救教學_初三數學補救班_20261015_二次函數頂點式_教師卷.docx
+++ b/抽離教學_數學/額外評核任務/課後補救教學/課後補救教學_初三數學補救班_20261015_二次函數頂點式_教師卷.docx
@@ -63,7 +63,7 @@
           <w:sz w:val="28"/>
           <w:szCs w:val="28"/>
         </w:rPr>
-        <w:t xml:space="preserve">一、二次函數 y = a(x − h)² 的圖像及性質（8 分）</w:t>
+        <w:t xml:space="preserve">一、二次函數 y = a(x − h)² + k 的圖像及性質（44 分）</w:t>
       </w:r>
     </w:p>
     <w:tbl>
@@ -206,7 +206,7 @@
                 <w:sz w:val="22"/>
                 <w:szCs w:val="22"/>
               </w:rPr>
-              <w:t xml:space="preserve">練 1（4）</w:t>
+              <w:t xml:space="preserve">練 1（6）</w:t>
             </w:r>
           </w:p>
         </w:tc>
@@ -234,33 +234,113 @@
                 <w:sz w:val="22"/>
                 <w:szCs w:val="22"/>
               </w:rPr>
-              <w:t xml:space="preserve">＞</w:t>
-            </w:r>
-          </w:p>
-        </w:tc>
-        <w:tc>
-          <w:tcPr>
-            <w:tcW w:w="7257" w:type="dxa"/>
-            <w:tcMar>
-              <w:top w:w="70" w:type="dxa"/>
-              <w:left w:w="110" w:type="dxa"/>
-              <w:bottom w:w="70" w:type="dxa"/>
-              <w:right w:w="110" w:type="dxa"/>
-            </w:tcMar>
-            <w:vAlign w:val="center"/>
-          </w:tcPr>
-          <w:p>
-            <w:pPr>
-              <w:spacing w:before="0" w:after="0" w:line="276" w:lineRule="auto"/>
-              <w:jc w:val="left"/>
-            </w:pPr>
-            <w:r>
-              <w:rPr>
-                <w:rFonts w:ascii="Calibri" w:hAnsi="Calibri" w:eastAsia="微軟正黑體"/>
+              <w:t xml:space="preserve">直線 x ＝ 4</w:t>
+            </w:r>
+          </w:p>
+          <w:p>
+            <w:pPr>
+              <w:spacing w:before="0" w:after="0" w:line="276" w:lineRule="auto"/>
+              <w:jc w:val="left"/>
+            </w:pPr>
+            <w:r>
+              <w:rPr>
+                <w:rFonts w:ascii="Calibri" w:hAnsi="Calibri" w:eastAsia="微軟正黑體"/>
+                <w:b/>
+                <w:bCs/>
                 <w:sz w:val="22"/>
                 <w:szCs w:val="22"/>
               </w:rPr>
-              <w:t xml:space="preserve">代入：a ＝ −(4 − 3)² ＝ −1，b ＝ −(6 − 3)² ＝ −9，所以 a ＞ b。（另法：兩點都在對稱軸 x ＝ 3 右側，開口向下，y 隨 x 增大而減小）※ 易錯：只比 x 的大小，答「＜」</w:t>
+              <w:t xml:space="preserve">(4, −5)</w:t>
+            </w:r>
+          </w:p>
+          <w:p>
+            <w:pPr>
+              <w:spacing w:before="0" w:after="0" w:line="276" w:lineRule="auto"/>
+              <w:jc w:val="left"/>
+            </w:pPr>
+            <w:r>
+              <w:rPr>
+                <w:rFonts w:ascii="Calibri" w:hAnsi="Calibri" w:eastAsia="微軟正黑體"/>
+                <w:b/>
+                <w:bCs/>
+                <w:sz w:val="22"/>
+                <w:szCs w:val="22"/>
+              </w:rPr>
+              <w:t xml:space="preserve">向上</w:t>
+            </w:r>
+          </w:p>
+          <w:p>
+            <w:pPr>
+              <w:spacing w:before="0" w:after="0" w:line="276" w:lineRule="auto"/>
+              <w:jc w:val="left"/>
+            </w:pPr>
+            <w:r>
+              <w:rPr>
+                <w:rFonts w:ascii="Calibri" w:hAnsi="Calibri" w:eastAsia="微軟正黑體"/>
+                <w:b/>
+                <w:bCs/>
+                <w:sz w:val="22"/>
+                <w:szCs w:val="22"/>
+              </w:rPr>
+              <w:t xml:space="preserve">x ＜ 4，減小</w:t>
+            </w:r>
+          </w:p>
+          <w:p>
+            <w:pPr>
+              <w:spacing w:before="0" w:after="0" w:line="276" w:lineRule="auto"/>
+              <w:jc w:val="left"/>
+            </w:pPr>
+            <w:r>
+              <w:rPr>
+                <w:rFonts w:ascii="Calibri" w:hAnsi="Calibri" w:eastAsia="微軟正黑體"/>
+                <w:b/>
+                <w:bCs/>
+                <w:sz w:val="22"/>
+                <w:szCs w:val="22"/>
+              </w:rPr>
+              <w:t xml:space="preserve">x ＞ 4，增大</w:t>
+            </w:r>
+          </w:p>
+          <w:p>
+            <w:pPr>
+              <w:spacing w:before="0" w:after="0" w:line="276" w:lineRule="auto"/>
+              <w:jc w:val="left"/>
+            </w:pPr>
+            <w:r>
+              <w:rPr>
+                <w:rFonts w:ascii="Calibri" w:hAnsi="Calibri" w:eastAsia="微軟正黑體"/>
+                <w:b/>
+                <w:bCs/>
+                <w:sz w:val="22"/>
+                <w:szCs w:val="22"/>
+              </w:rPr>
+              <w:t xml:space="preserve">x ＝ 4，最小值 −5</w:t>
+            </w:r>
+          </w:p>
+        </w:tc>
+        <w:tc>
+          <w:tcPr>
+            <w:tcW w:w="7257" w:type="dxa"/>
+            <w:tcMar>
+              <w:top w:w="70" w:type="dxa"/>
+              <w:left w:w="110" w:type="dxa"/>
+              <w:bottom w:w="70" w:type="dxa"/>
+              <w:right w:w="110" w:type="dxa"/>
+            </w:tcMar>
+            <w:vAlign w:val="center"/>
+          </w:tcPr>
+          <w:p>
+            <w:pPr>
+              <w:spacing w:before="0" w:after="0" w:line="276" w:lineRule="auto"/>
+              <w:jc w:val="left"/>
+            </w:pPr>
+            <w:r>
+              <w:rPr>
+                <w:rFonts w:ascii="Calibri" w:hAnsi="Calibri" w:eastAsia="微軟正黑體"/>
+                <w:sz w:val="22"/>
+                <w:szCs w:val="22"/>
+              </w:rPr>
+              <w:t xml:space="preserve">每行 1 分；同一行的空格全對才給分。a ＝ 3 ＞ 0，h ＝ 4，k ＝ −5</w:t>
             </w:r>
           </w:p>
         </w:tc>
@@ -291,7 +371,778 @@
                 <w:sz w:val="22"/>
                 <w:szCs w:val="22"/>
               </w:rPr>
-              <w:t xml:space="preserve">練 2（4）</w:t>
+              <w:t xml:space="preserve">練 2（6）</w:t>
+            </w:r>
+          </w:p>
+        </w:tc>
+        <w:tc>
+          <w:tcPr>
+            <w:tcW w:w="2834" w:type="dxa"/>
+            <w:tcMar>
+              <w:top w:w="70" w:type="dxa"/>
+              <w:left w:w="110" w:type="dxa"/>
+              <w:bottom w:w="70" w:type="dxa"/>
+              <w:right w:w="110" w:type="dxa"/>
+            </w:tcMar>
+            <w:vAlign w:val="center"/>
+          </w:tcPr>
+          <w:p>
+            <w:pPr>
+              <w:spacing w:before="0" w:after="0" w:line="276" w:lineRule="auto"/>
+              <w:jc w:val="left"/>
+            </w:pPr>
+            <w:r>
+              <w:rPr>
+                <w:rFonts w:ascii="Calibri" w:hAnsi="Calibri" w:eastAsia="微軟正黑體"/>
+                <w:b/>
+                <w:bCs/>
+                <w:sz w:val="22"/>
+                <w:szCs w:val="22"/>
+              </w:rPr>
+              <w:t xml:space="preserve">下</w:t>
+            </w:r>
+          </w:p>
+          <w:p>
+            <w:pPr>
+              <w:spacing w:before="0" w:after="0" w:line="276" w:lineRule="auto"/>
+              <w:jc w:val="left"/>
+            </w:pPr>
+            <w:r>
+              <w:rPr>
+                <w:rFonts w:ascii="Calibri" w:hAnsi="Calibri" w:eastAsia="微軟正黑體"/>
+                <w:b/>
+                <w:bCs/>
+                <w:sz w:val="22"/>
+                <w:szCs w:val="22"/>
+              </w:rPr>
+              <w:t xml:space="preserve">直線 x ＝ −2</w:t>
+            </w:r>
+          </w:p>
+          <w:p>
+            <w:pPr>
+              <w:spacing w:before="0" w:after="0" w:line="276" w:lineRule="auto"/>
+              <w:jc w:val="left"/>
+            </w:pPr>
+            <w:r>
+              <w:rPr>
+                <w:rFonts w:ascii="Calibri" w:hAnsi="Calibri" w:eastAsia="微軟正黑體"/>
+                <w:b/>
+                <w:bCs/>
+                <w:sz w:val="22"/>
+                <w:szCs w:val="22"/>
+              </w:rPr>
+              <w:t xml:space="preserve">(−2, 7)</w:t>
+            </w:r>
+          </w:p>
+          <w:p>
+            <w:pPr>
+              <w:spacing w:before="0" w:after="0" w:line="276" w:lineRule="auto"/>
+              <w:jc w:val="left"/>
+            </w:pPr>
+            <w:r>
+              <w:rPr>
+                <w:rFonts w:ascii="Calibri" w:hAnsi="Calibri" w:eastAsia="微軟正黑體"/>
+                <w:b/>
+                <w:bCs/>
+                <w:sz w:val="22"/>
+                <w:szCs w:val="22"/>
+              </w:rPr>
+              <w:t xml:space="preserve">x ＜ −2，增大</w:t>
+            </w:r>
+          </w:p>
+          <w:p>
+            <w:pPr>
+              <w:spacing w:before="0" w:after="0" w:line="276" w:lineRule="auto"/>
+              <w:jc w:val="left"/>
+            </w:pPr>
+            <w:r>
+              <w:rPr>
+                <w:rFonts w:ascii="Calibri" w:hAnsi="Calibri" w:eastAsia="微軟正黑體"/>
+                <w:b/>
+                <w:bCs/>
+                <w:sz w:val="22"/>
+                <w:szCs w:val="22"/>
+              </w:rPr>
+              <w:t xml:space="preserve">x ＞ −2，減小</w:t>
+            </w:r>
+          </w:p>
+          <w:p>
+            <w:pPr>
+              <w:spacing w:before="0" w:after="0" w:line="276" w:lineRule="auto"/>
+              <w:jc w:val="left"/>
+            </w:pPr>
+            <w:r>
+              <w:rPr>
+                <w:rFonts w:ascii="Calibri" w:hAnsi="Calibri" w:eastAsia="微軟正黑體"/>
+                <w:b/>
+                <w:bCs/>
+                <w:sz w:val="22"/>
+                <w:szCs w:val="22"/>
+              </w:rPr>
+              <w:t xml:space="preserve">x ＝ −2，最大值 7</w:t>
+            </w:r>
+          </w:p>
+        </w:tc>
+        <w:tc>
+          <w:tcPr>
+            <w:tcW w:w="7257" w:type="dxa"/>
+            <w:tcMar>
+              <w:top w:w="70" w:type="dxa"/>
+              <w:left w:w="110" w:type="dxa"/>
+              <w:bottom w:w="70" w:type="dxa"/>
+              <w:right w:w="110" w:type="dxa"/>
+            </w:tcMar>
+            <w:vAlign w:val="center"/>
+          </w:tcPr>
+          <w:p>
+            <w:pPr>
+              <w:spacing w:before="0" w:after="0" w:line="276" w:lineRule="auto"/>
+              <w:jc w:val="left"/>
+            </w:pPr>
+            <w:r>
+              <w:rPr>
+                <w:rFonts w:ascii="Calibri" w:hAnsi="Calibri" w:eastAsia="微軟正黑體"/>
+                <w:sz w:val="22"/>
+                <w:szCs w:val="22"/>
+              </w:rPr>
+              <w:t xml:space="preserve">每行 1 分，評分同練 1。a ＝ −1/3 ＜ 0，h ＝ −2，k ＝ 7。※ 與練 1 對照：a ＜ 0，增減方向剛好相反</w:t>
+            </w:r>
+          </w:p>
+        </w:tc>
+      </w:tr>
+      <w:tr>
+        <w:trPr>
+          <w:cantSplit/>
+        </w:trPr>
+        <w:tc>
+          <w:tcPr>
+            <w:tcW w:w="1247" w:type="dxa"/>
+            <w:tcMar>
+              <w:top w:w="70" w:type="dxa"/>
+              <w:left w:w="110" w:type="dxa"/>
+              <w:bottom w:w="70" w:type="dxa"/>
+              <w:right w:w="110" w:type="dxa"/>
+            </w:tcMar>
+            <w:vAlign w:val="center"/>
+          </w:tcPr>
+          <w:p>
+            <w:pPr>
+              <w:spacing w:before="0" w:after="0" w:line="276" w:lineRule="auto"/>
+              <w:jc w:val="left"/>
+            </w:pPr>
+            <w:r>
+              <w:rPr>
+                <w:rFonts w:ascii="Calibri" w:hAnsi="Calibri" w:eastAsia="微軟正黑體"/>
+                <w:sz w:val="22"/>
+                <w:szCs w:val="22"/>
+              </w:rPr>
+              <w:t xml:space="preserve">練 3（9）</w:t>
+            </w:r>
+          </w:p>
+        </w:tc>
+        <w:tc>
+          <w:tcPr>
+            <w:tcW w:w="2834" w:type="dxa"/>
+            <w:tcMar>
+              <w:top w:w="70" w:type="dxa"/>
+              <w:left w:w="110" w:type="dxa"/>
+              <w:bottom w:w="70" w:type="dxa"/>
+              <w:right w:w="110" w:type="dxa"/>
+            </w:tcMar>
+            <w:vAlign w:val="center"/>
+          </w:tcPr>
+          <w:p>
+            <w:pPr>
+              <w:spacing w:before="0" w:after="0" w:line="276" w:lineRule="auto"/>
+              <w:jc w:val="left"/>
+            </w:pPr>
+            <w:r>
+              <w:rPr>
+                <w:rFonts w:ascii="Calibri" w:hAnsi="Calibri" w:eastAsia="微軟正黑體"/>
+                <w:b/>
+                <w:bCs/>
+                <w:sz w:val="22"/>
+                <w:szCs w:val="22"/>
+              </w:rPr>
+              <w:t xml:space="preserve">① 向上｜x ＝ −4｜(−4, 0)</w:t>
+            </w:r>
+          </w:p>
+          <w:p>
+            <w:pPr>
+              <w:spacing w:before="0" w:after="0" w:line="276" w:lineRule="auto"/>
+              <w:jc w:val="left"/>
+            </w:pPr>
+            <w:r>
+              <w:rPr>
+                <w:rFonts w:ascii="Calibri" w:hAnsi="Calibri" w:eastAsia="微軟正黑體"/>
+                <w:b/>
+                <w:bCs/>
+                <w:sz w:val="22"/>
+                <w:szCs w:val="22"/>
+              </w:rPr>
+              <w:t xml:space="preserve">② 向下｜x ＝ 0（y 軸）｜(0, 5)</w:t>
+            </w:r>
+          </w:p>
+          <w:p>
+            <w:pPr>
+              <w:spacing w:before="0" w:after="0" w:line="276" w:lineRule="auto"/>
+              <w:jc w:val="left"/>
+            </w:pPr>
+            <w:r>
+              <w:rPr>
+                <w:rFonts w:ascii="Calibri" w:hAnsi="Calibri" w:eastAsia="微軟正黑體"/>
+                <w:b/>
+                <w:bCs/>
+                <w:sz w:val="22"/>
+                <w:szCs w:val="22"/>
+              </w:rPr>
+              <w:t xml:space="preserve">③ 向下｜x ＝ 1｜(1, −2)</w:t>
+            </w:r>
+          </w:p>
+        </w:tc>
+        <w:tc>
+          <w:tcPr>
+            <w:tcW w:w="7257" w:type="dxa"/>
+            <w:tcMar>
+              <w:top w:w="70" w:type="dxa"/>
+              <w:left w:w="110" w:type="dxa"/>
+              <w:bottom w:w="70" w:type="dxa"/>
+              <w:right w:w="110" w:type="dxa"/>
+            </w:tcMar>
+            <w:vAlign w:val="center"/>
+          </w:tcPr>
+          <w:p>
+            <w:pPr>
+              <w:spacing w:before="0" w:after="0" w:line="276" w:lineRule="auto"/>
+              <w:jc w:val="left"/>
+            </w:pPr>
+            <w:r>
+              <w:rPr>
+                <w:rFonts w:ascii="Calibri" w:hAnsi="Calibri" w:eastAsia="微軟正黑體"/>
+                <w:sz w:val="22"/>
+                <w:szCs w:val="22"/>
+              </w:rPr>
+              <w:t xml:space="preserve">每格 1 分。① k ＝ 0；② 沒有 (x − h)，h ＝ 0，對稱軸是 y 軸；③ a ＝ −1。※ 易錯：① 寫成 (4, 0)</w:t>
+            </w:r>
+          </w:p>
+        </w:tc>
+      </w:tr>
+      <w:tr>
+        <w:trPr>
+          <w:cantSplit/>
+        </w:trPr>
+        <w:tc>
+          <w:tcPr>
+            <w:tcW w:w="1247" w:type="dxa"/>
+            <w:tcMar>
+              <w:top w:w="70" w:type="dxa"/>
+              <w:left w:w="110" w:type="dxa"/>
+              <w:bottom w:w="70" w:type="dxa"/>
+              <w:right w:w="110" w:type="dxa"/>
+            </w:tcMar>
+            <w:vAlign w:val="center"/>
+          </w:tcPr>
+          <w:p>
+            <w:pPr>
+              <w:spacing w:before="0" w:after="0" w:line="276" w:lineRule="auto"/>
+              <w:jc w:val="left"/>
+            </w:pPr>
+            <w:r>
+              <w:rPr>
+                <w:rFonts w:ascii="Calibri" w:hAnsi="Calibri" w:eastAsia="微軟正黑體"/>
+                <w:sz w:val="22"/>
+                <w:szCs w:val="22"/>
+              </w:rPr>
+              <w:t xml:space="preserve">練 4（4）</w:t>
+            </w:r>
+          </w:p>
+        </w:tc>
+        <w:tc>
+          <w:tcPr>
+            <w:tcW w:w="2834" w:type="dxa"/>
+            <w:tcMar>
+              <w:top w:w="70" w:type="dxa"/>
+              <w:left w:w="110" w:type="dxa"/>
+              <w:bottom w:w="70" w:type="dxa"/>
+              <w:right w:w="110" w:type="dxa"/>
+            </w:tcMar>
+            <w:vAlign w:val="center"/>
+          </w:tcPr>
+          <w:p>
+            <w:pPr>
+              <w:spacing w:before="0" w:after="0" w:line="276" w:lineRule="auto"/>
+              <w:jc w:val="left"/>
+            </w:pPr>
+            <w:r>
+              <w:rPr>
+                <w:rFonts w:ascii="Calibri" w:hAnsi="Calibri" w:eastAsia="微軟正黑體"/>
+                <w:b/>
+                <w:bCs/>
+                <w:sz w:val="22"/>
+                <w:szCs w:val="22"/>
+              </w:rPr>
+              <w:t xml:space="preserve">B</w:t>
+            </w:r>
+          </w:p>
+        </w:tc>
+        <w:tc>
+          <w:tcPr>
+            <w:tcW w:w="7257" w:type="dxa"/>
+            <w:tcMar>
+              <w:top w:w="70" w:type="dxa"/>
+              <w:left w:w="110" w:type="dxa"/>
+              <w:bottom w:w="70" w:type="dxa"/>
+              <w:right w:w="110" w:type="dxa"/>
+            </w:tcMar>
+            <w:vAlign w:val="center"/>
+          </w:tcPr>
+          <w:p>
+            <w:pPr>
+              <w:spacing w:before="0" w:after="0" w:line="276" w:lineRule="auto"/>
+              <w:jc w:val="left"/>
+            </w:pPr>
+            <w:r>
+              <w:rPr>
+                <w:rFonts w:ascii="Calibri" w:hAnsi="Calibri" w:eastAsia="微軟正黑體"/>
+                <w:sz w:val="22"/>
+                <w:szCs w:val="22"/>
+              </w:rPr>
+              <w:t xml:space="preserve">a ＝ 2 ＞ 0 開口向上；(x ＋ 3)² ＝ (x − (−3))²，頂點 (−3, −1)。※ 易錯：選 A（h 的符號看反）</w:t>
+            </w:r>
+          </w:p>
+        </w:tc>
+      </w:tr>
+      <w:tr>
+        <w:trPr>
+          <w:cantSplit/>
+        </w:trPr>
+        <w:tc>
+          <w:tcPr>
+            <w:tcW w:w="1247" w:type="dxa"/>
+            <w:tcMar>
+              <w:top w:w="70" w:type="dxa"/>
+              <w:left w:w="110" w:type="dxa"/>
+              <w:bottom w:w="70" w:type="dxa"/>
+              <w:right w:w="110" w:type="dxa"/>
+            </w:tcMar>
+            <w:vAlign w:val="center"/>
+          </w:tcPr>
+          <w:p>
+            <w:pPr>
+              <w:spacing w:before="0" w:after="0" w:line="276" w:lineRule="auto"/>
+              <w:jc w:val="left"/>
+            </w:pPr>
+            <w:r>
+              <w:rPr>
+                <w:rFonts w:ascii="Calibri" w:hAnsi="Calibri" w:eastAsia="微軟正黑體"/>
+                <w:sz w:val="22"/>
+                <w:szCs w:val="22"/>
+              </w:rPr>
+              <w:t xml:space="preserve">練 5（4）</w:t>
+            </w:r>
+          </w:p>
+        </w:tc>
+        <w:tc>
+          <w:tcPr>
+            <w:tcW w:w="2834" w:type="dxa"/>
+            <w:tcMar>
+              <w:top w:w="70" w:type="dxa"/>
+              <w:left w:w="110" w:type="dxa"/>
+              <w:bottom w:w="70" w:type="dxa"/>
+              <w:right w:w="110" w:type="dxa"/>
+            </w:tcMar>
+            <w:vAlign w:val="center"/>
+          </w:tcPr>
+          <w:p>
+            <w:pPr>
+              <w:spacing w:before="0" w:after="0" w:line="276" w:lineRule="auto"/>
+              <w:jc w:val="left"/>
+            </w:pPr>
+            <w:r>
+              <w:rPr>
+                <w:rFonts w:ascii="Calibri" w:hAnsi="Calibri" w:eastAsia="微軟正黑體"/>
+                <w:b/>
+                <w:bCs/>
+                <w:sz w:val="22"/>
+                <w:szCs w:val="22"/>
+              </w:rPr>
+              <w:t xml:space="preserve">B</w:t>
+            </w:r>
+          </w:p>
+        </w:tc>
+        <w:tc>
+          <w:tcPr>
+            <w:tcW w:w="7257" w:type="dxa"/>
+            <w:tcMar>
+              <w:top w:w="70" w:type="dxa"/>
+              <w:left w:w="110" w:type="dxa"/>
+              <w:bottom w:w="70" w:type="dxa"/>
+              <w:right w:w="110" w:type="dxa"/>
+            </w:tcMar>
+            <w:vAlign w:val="center"/>
+          </w:tcPr>
+          <w:p>
+            <w:pPr>
+              <w:spacing w:before="0" w:after="0" w:line="276" w:lineRule="auto"/>
+              <w:jc w:val="left"/>
+            </w:pPr>
+            <w:r>
+              <w:rPr>
+                <w:rFonts w:ascii="Calibri" w:hAnsi="Calibri" w:eastAsia="微軟正黑體"/>
+                <w:sz w:val="22"/>
+                <w:szCs w:val="22"/>
+              </w:rPr>
+              <w:t xml:space="preserve">h ＝ 5，對稱軸直線 x ＝ 5。※ 易錯：選 A（符號看反）或 C（看了 k）</w:t>
+            </w:r>
+          </w:p>
+        </w:tc>
+      </w:tr>
+      <w:tr>
+        <w:trPr>
+          <w:cantSplit/>
+        </w:trPr>
+        <w:tc>
+          <w:tcPr>
+            <w:tcW w:w="1247" w:type="dxa"/>
+            <w:tcMar>
+              <w:top w:w="70" w:type="dxa"/>
+              <w:left w:w="110" w:type="dxa"/>
+              <w:bottom w:w="70" w:type="dxa"/>
+              <w:right w:w="110" w:type="dxa"/>
+            </w:tcMar>
+            <w:vAlign w:val="center"/>
+          </w:tcPr>
+          <w:p>
+            <w:pPr>
+              <w:spacing w:before="0" w:after="0" w:line="276" w:lineRule="auto"/>
+              <w:jc w:val="left"/>
+            </w:pPr>
+            <w:r>
+              <w:rPr>
+                <w:rFonts w:ascii="Calibri" w:hAnsi="Calibri" w:eastAsia="微軟正黑體"/>
+                <w:sz w:val="22"/>
+                <w:szCs w:val="22"/>
+              </w:rPr>
+              <w:t xml:space="preserve">練 6（3）</w:t>
+            </w:r>
+          </w:p>
+        </w:tc>
+        <w:tc>
+          <w:tcPr>
+            <w:tcW w:w="2834" w:type="dxa"/>
+            <w:tcMar>
+              <w:top w:w="70" w:type="dxa"/>
+              <w:left w:w="110" w:type="dxa"/>
+              <w:bottom w:w="70" w:type="dxa"/>
+              <w:right w:w="110" w:type="dxa"/>
+            </w:tcMar>
+            <w:vAlign w:val="center"/>
+          </w:tcPr>
+          <w:p>
+            <w:pPr>
+              <w:spacing w:before="0" w:after="0" w:line="276" w:lineRule="auto"/>
+              <w:jc w:val="left"/>
+            </w:pPr>
+            <w:r>
+              <w:rPr>
+                <w:rFonts w:ascii="Calibri" w:hAnsi="Calibri" w:eastAsia="微軟正黑體"/>
+                <w:b/>
+                <w:bCs/>
+                <w:sz w:val="22"/>
+                <w:szCs w:val="22"/>
+              </w:rPr>
+              <w:t xml:space="preserve">小</w:t>
+            </w:r>
+          </w:p>
+          <w:p>
+            <w:pPr>
+              <w:spacing w:before="0" w:after="0" w:line="276" w:lineRule="auto"/>
+              <w:jc w:val="left"/>
+            </w:pPr>
+            <w:r>
+              <w:rPr>
+                <w:rFonts w:ascii="Calibri" w:hAnsi="Calibri" w:eastAsia="微軟正黑體"/>
+                <w:b/>
+                <w:bCs/>
+                <w:sz w:val="22"/>
+                <w:szCs w:val="22"/>
+              </w:rPr>
+              <w:t xml:space="preserve">−8</w:t>
+            </w:r>
+          </w:p>
+        </w:tc>
+        <w:tc>
+          <w:tcPr>
+            <w:tcW w:w="7257" w:type="dxa"/>
+            <w:tcMar>
+              <w:top w:w="70" w:type="dxa"/>
+              <w:left w:w="110" w:type="dxa"/>
+              <w:bottom w:w="70" w:type="dxa"/>
+              <w:right w:w="110" w:type="dxa"/>
+            </w:tcMar>
+            <w:vAlign w:val="center"/>
+          </w:tcPr>
+          <w:p>
+            <w:pPr>
+              <w:spacing w:before="0" w:after="0" w:line="276" w:lineRule="auto"/>
+              <w:jc w:val="left"/>
+            </w:pPr>
+            <w:r>
+              <w:rPr>
+                <w:rFonts w:ascii="Calibri" w:hAnsi="Calibri" w:eastAsia="微軟正黑體"/>
+                <w:sz w:val="22"/>
+                <w:szCs w:val="22"/>
+              </w:rPr>
+              <w:t xml:space="preserve">「小」1 分、「−8」2 分。a ＝ 2 ＞ 0，頂點 (0, −8) 是最低點</w:t>
+            </w:r>
+          </w:p>
+        </w:tc>
+      </w:tr>
+      <w:tr>
+        <w:trPr>
+          <w:cantSplit/>
+        </w:trPr>
+        <w:tc>
+          <w:tcPr>
+            <w:tcW w:w="1247" w:type="dxa"/>
+            <w:tcMar>
+              <w:top w:w="70" w:type="dxa"/>
+              <w:left w:w="110" w:type="dxa"/>
+              <w:bottom w:w="70" w:type="dxa"/>
+              <w:right w:w="110" w:type="dxa"/>
+            </w:tcMar>
+            <w:vAlign w:val="center"/>
+          </w:tcPr>
+          <w:p>
+            <w:pPr>
+              <w:spacing w:before="0" w:after="0" w:line="276" w:lineRule="auto"/>
+              <w:jc w:val="left"/>
+            </w:pPr>
+            <w:r>
+              <w:rPr>
+                <w:rFonts w:ascii="Calibri" w:hAnsi="Calibri" w:eastAsia="微軟正黑體"/>
+                <w:sz w:val="22"/>
+                <w:szCs w:val="22"/>
+              </w:rPr>
+              <w:t xml:space="preserve">練 7（4）</w:t>
+            </w:r>
+          </w:p>
+        </w:tc>
+        <w:tc>
+          <w:tcPr>
+            <w:tcW w:w="2834" w:type="dxa"/>
+            <w:tcMar>
+              <w:top w:w="70" w:type="dxa"/>
+              <w:left w:w="110" w:type="dxa"/>
+              <w:bottom w:w="70" w:type="dxa"/>
+              <w:right w:w="110" w:type="dxa"/>
+            </w:tcMar>
+            <w:vAlign w:val="center"/>
+          </w:tcPr>
+          <w:p>
+            <w:pPr>
+              <w:spacing w:before="0" w:after="0" w:line="276" w:lineRule="auto"/>
+              <w:jc w:val="left"/>
+            </w:pPr>
+            <w:r>
+              <w:rPr>
+                <w:rFonts w:ascii="Calibri" w:hAnsi="Calibri" w:eastAsia="微軟正黑體"/>
+                <w:b/>
+                <w:bCs/>
+                <w:sz w:val="22"/>
+                <w:szCs w:val="22"/>
+              </w:rPr>
+              <w:t xml:space="preserve">向上</w:t>
+            </w:r>
+          </w:p>
+          <w:p>
+            <w:pPr>
+              <w:spacing w:before="0" w:after="0" w:line="276" w:lineRule="auto"/>
+              <w:jc w:val="left"/>
+            </w:pPr>
+            <w:r>
+              <w:rPr>
+                <w:rFonts w:ascii="Calibri" w:hAnsi="Calibri" w:eastAsia="微軟正黑體"/>
+                <w:b/>
+                <w:bCs/>
+                <w:sz w:val="22"/>
+                <w:szCs w:val="22"/>
+              </w:rPr>
+              <w:t xml:space="preserve">直線 x ＝ 3</w:t>
+            </w:r>
+          </w:p>
+          <w:p>
+            <w:pPr>
+              <w:spacing w:before="0" w:after="0" w:line="276" w:lineRule="auto"/>
+              <w:jc w:val="left"/>
+            </w:pPr>
+            <w:r>
+              <w:rPr>
+                <w:rFonts w:ascii="Calibri" w:hAnsi="Calibri" w:eastAsia="微軟正黑體"/>
+                <w:b/>
+                <w:bCs/>
+                <w:sz w:val="22"/>
+                <w:szCs w:val="22"/>
+              </w:rPr>
+              <w:t xml:space="preserve">(3, −4)</w:t>
+            </w:r>
+          </w:p>
+          <w:p>
+            <w:pPr>
+              <w:spacing w:before="0" w:after="0" w:line="276" w:lineRule="auto"/>
+              <w:jc w:val="left"/>
+            </w:pPr>
+            <w:r>
+              <w:rPr>
+                <w:rFonts w:ascii="Calibri" w:hAnsi="Calibri" w:eastAsia="微軟正黑體"/>
+                <w:b/>
+                <w:bCs/>
+                <w:sz w:val="22"/>
+                <w:szCs w:val="22"/>
+              </w:rPr>
+              <w:t xml:space="preserve">最小值 −4</w:t>
+            </w:r>
+          </w:p>
+        </w:tc>
+        <w:tc>
+          <w:tcPr>
+            <w:tcW w:w="7257" w:type="dxa"/>
+            <w:tcMar>
+              <w:top w:w="70" w:type="dxa"/>
+              <w:left w:w="110" w:type="dxa"/>
+              <w:bottom w:w="70" w:type="dxa"/>
+              <w:right w:w="110" w:type="dxa"/>
+            </w:tcMar>
+            <w:vAlign w:val="center"/>
+          </w:tcPr>
+          <w:p>
+            <w:pPr>
+              <w:spacing w:before="0" w:after="0" w:line="276" w:lineRule="auto"/>
+              <w:jc w:val="left"/>
+            </w:pPr>
+            <w:r>
+              <w:rPr>
+                <w:rFonts w:ascii="Calibri" w:hAnsi="Calibri" w:eastAsia="微軟正黑體"/>
+                <w:sz w:val="22"/>
+                <w:szCs w:val="22"/>
+              </w:rPr>
+              <w:t xml:space="preserve">每項 1 分。a ＝ 2 ＞ 0，h ＝ 3，k ＝ −4；最值要寫明「最小值」</w:t>
+            </w:r>
+          </w:p>
+        </w:tc>
+      </w:tr>
+      <w:tr>
+        <w:trPr>
+          <w:cantSplit/>
+        </w:trPr>
+        <w:tc>
+          <w:tcPr>
+            <w:tcW w:w="1247" w:type="dxa"/>
+            <w:tcMar>
+              <w:top w:w="70" w:type="dxa"/>
+              <w:left w:w="110" w:type="dxa"/>
+              <w:bottom w:w="70" w:type="dxa"/>
+              <w:right w:w="110" w:type="dxa"/>
+            </w:tcMar>
+            <w:vAlign w:val="center"/>
+          </w:tcPr>
+          <w:p>
+            <w:pPr>
+              <w:spacing w:before="0" w:after="0" w:line="276" w:lineRule="auto"/>
+              <w:jc w:val="left"/>
+            </w:pPr>
+            <w:r>
+              <w:rPr>
+                <w:rFonts w:ascii="Calibri" w:hAnsi="Calibri" w:eastAsia="微軟正黑體"/>
+                <w:sz w:val="22"/>
+                <w:szCs w:val="22"/>
+              </w:rPr>
+              <w:t xml:space="preserve">練 8（4）</w:t>
+            </w:r>
+          </w:p>
+        </w:tc>
+        <w:tc>
+          <w:tcPr>
+            <w:tcW w:w="2834" w:type="dxa"/>
+            <w:tcMar>
+              <w:top w:w="70" w:type="dxa"/>
+              <w:left w:w="110" w:type="dxa"/>
+              <w:bottom w:w="70" w:type="dxa"/>
+              <w:right w:w="110" w:type="dxa"/>
+            </w:tcMar>
+            <w:vAlign w:val="center"/>
+          </w:tcPr>
+          <w:p>
+            <w:pPr>
+              <w:spacing w:before="0" w:after="0" w:line="276" w:lineRule="auto"/>
+              <w:jc w:val="left"/>
+            </w:pPr>
+            <w:r>
+              <w:rPr>
+                <w:rFonts w:ascii="Calibri" w:hAnsi="Calibri" w:eastAsia="微軟正黑體"/>
+                <w:b/>
+                <w:bCs/>
+                <w:sz w:val="22"/>
+                <w:szCs w:val="22"/>
+              </w:rPr>
+              <w:t xml:space="preserve">＞</w:t>
+            </w:r>
+          </w:p>
+        </w:tc>
+        <w:tc>
+          <w:tcPr>
+            <w:tcW w:w="7257" w:type="dxa"/>
+            <w:tcMar>
+              <w:top w:w="70" w:type="dxa"/>
+              <w:left w:w="110" w:type="dxa"/>
+              <w:bottom w:w="70" w:type="dxa"/>
+              <w:right w:w="110" w:type="dxa"/>
+            </w:tcMar>
+            <w:vAlign w:val="center"/>
+          </w:tcPr>
+          <w:p>
+            <w:pPr>
+              <w:spacing w:before="0" w:after="0" w:line="276" w:lineRule="auto"/>
+              <w:jc w:val="left"/>
+            </w:pPr>
+            <w:r>
+              <w:rPr>
+                <w:rFonts w:ascii="Calibri" w:hAnsi="Calibri" w:eastAsia="微軟正黑體"/>
+                <w:sz w:val="22"/>
+                <w:szCs w:val="22"/>
+              </w:rPr>
+              <w:t xml:space="preserve">代入：a ＝ −(4 − 3)² ＝ −1，b ＝ −(6 − 3)² ＝ −9，所以 a ＞ b。（另法：兩點都在對稱軸 x ＝ 3 右側，開口向下，y 隨 x 增大而減小）※ 易錯：只比 x 的大小，答「＜」</w:t>
+            </w:r>
+          </w:p>
+        </w:tc>
+      </w:tr>
+      <w:tr>
+        <w:trPr>
+          <w:cantSplit/>
+        </w:trPr>
+        <w:tc>
+          <w:tcPr>
+            <w:tcW w:w="1247" w:type="dxa"/>
+            <w:tcMar>
+              <w:top w:w="70" w:type="dxa"/>
+              <w:left w:w="110" w:type="dxa"/>
+              <w:bottom w:w="70" w:type="dxa"/>
+              <w:right w:w="110" w:type="dxa"/>
+            </w:tcMar>
+            <w:vAlign w:val="center"/>
+          </w:tcPr>
+          <w:p>
+            <w:pPr>
+              <w:spacing w:before="0" w:after="0" w:line="276" w:lineRule="auto"/>
+              <w:jc w:val="left"/>
+            </w:pPr>
+            <w:r>
+              <w:rPr>
+                <w:rFonts w:ascii="Calibri" w:hAnsi="Calibri" w:eastAsia="微軟正黑體"/>
+                <w:sz w:val="22"/>
+                <w:szCs w:val="22"/>
+              </w:rPr>
+              <w:t xml:space="preserve">練 9（4）</w:t>
             </w:r>
           </w:p>
         </w:tc>
@@ -370,7 +1221,7 @@
           <w:sz w:val="28"/>
           <w:szCs w:val="28"/>
         </w:rPr>
-        <w:t xml:space="preserve">二、二次函數 y = a(x − h)² + k 的圖像及性質（36 分）</w:t>
+        <w:t xml:space="preserve">二、拋物線的平移（16 分）</w:t>
       </w:r>
     </w:p>
     <w:tbl>
@@ -513,7 +1364,7 @@
                 <w:sz w:val="22"/>
                 <w:szCs w:val="22"/>
               </w:rPr>
-              <w:t xml:space="preserve">練 3（6）</w:t>
+              <w:t xml:space="preserve">練 10（4）</w:t>
             </w:r>
           </w:p>
         </w:tc>
@@ -541,7 +1392,7 @@
                 <w:sz w:val="22"/>
                 <w:szCs w:val="22"/>
               </w:rPr>
-              <w:t xml:space="preserve">直線 x ＝ 4</w:t>
+              <w:t xml:space="preserve">左</w:t>
             </w:r>
           </w:p>
           <w:p>
@@ -557,97 +1408,33 @@
                 <w:sz w:val="22"/>
                 <w:szCs w:val="22"/>
               </w:rPr>
-              <w:t xml:space="preserve">(4, −5)</w:t>
-            </w:r>
-          </w:p>
-          <w:p>
-            <w:pPr>
-              <w:spacing w:before="0" w:after="0" w:line="276" w:lineRule="auto"/>
-              <w:jc w:val="left"/>
-            </w:pPr>
-            <w:r>
-              <w:rPr>
-                <w:rFonts w:ascii="Calibri" w:hAnsi="Calibri" w:eastAsia="微軟正黑體"/>
-                <w:b/>
-                <w:bCs/>
+              <w:t xml:space="preserve">下</w:t>
+            </w:r>
+          </w:p>
+        </w:tc>
+        <w:tc>
+          <w:tcPr>
+            <w:tcW w:w="7257" w:type="dxa"/>
+            <w:tcMar>
+              <w:top w:w="70" w:type="dxa"/>
+              <w:left w:w="110" w:type="dxa"/>
+              <w:bottom w:w="70" w:type="dxa"/>
+              <w:right w:w="110" w:type="dxa"/>
+            </w:tcMar>
+            <w:vAlign w:val="center"/>
+          </w:tcPr>
+          <w:p>
+            <w:pPr>
+              <w:spacing w:before="0" w:after="0" w:line="276" w:lineRule="auto"/>
+              <w:jc w:val="left"/>
+            </w:pPr>
+            <w:r>
+              <w:rPr>
+                <w:rFonts w:ascii="Calibri" w:hAnsi="Calibri" w:eastAsia="微軟正黑體"/>
                 <w:sz w:val="22"/>
                 <w:szCs w:val="22"/>
               </w:rPr>
-              <w:t xml:space="preserve">向上</w:t>
-            </w:r>
-          </w:p>
-          <w:p>
-            <w:pPr>
-              <w:spacing w:before="0" w:after="0" w:line="276" w:lineRule="auto"/>
-              <w:jc w:val="left"/>
-            </w:pPr>
-            <w:r>
-              <w:rPr>
-                <w:rFonts w:ascii="Calibri" w:hAnsi="Calibri" w:eastAsia="微軟正黑體"/>
-                <w:b/>
-                <w:bCs/>
-                <w:sz w:val="22"/>
-                <w:szCs w:val="22"/>
-              </w:rPr>
-              <w:t xml:space="preserve">x ＜ 4，減小</w:t>
-            </w:r>
-          </w:p>
-          <w:p>
-            <w:pPr>
-              <w:spacing w:before="0" w:after="0" w:line="276" w:lineRule="auto"/>
-              <w:jc w:val="left"/>
-            </w:pPr>
-            <w:r>
-              <w:rPr>
-                <w:rFonts w:ascii="Calibri" w:hAnsi="Calibri" w:eastAsia="微軟正黑體"/>
-                <w:b/>
-                <w:bCs/>
-                <w:sz w:val="22"/>
-                <w:szCs w:val="22"/>
-              </w:rPr>
-              <w:t xml:space="preserve">x ＞ 4，增大</w:t>
-            </w:r>
-          </w:p>
-          <w:p>
-            <w:pPr>
-              <w:spacing w:before="0" w:after="0" w:line="276" w:lineRule="auto"/>
-              <w:jc w:val="left"/>
-            </w:pPr>
-            <w:r>
-              <w:rPr>
-                <w:rFonts w:ascii="Calibri" w:hAnsi="Calibri" w:eastAsia="微軟正黑體"/>
-                <w:b/>
-                <w:bCs/>
-                <w:sz w:val="22"/>
-                <w:szCs w:val="22"/>
-              </w:rPr>
-              <w:t xml:space="preserve">x ＝ 4，最小值 −5</w:t>
-            </w:r>
-          </w:p>
-        </w:tc>
-        <w:tc>
-          <w:tcPr>
-            <w:tcW w:w="7257" w:type="dxa"/>
-            <w:tcMar>
-              <w:top w:w="70" w:type="dxa"/>
-              <w:left w:w="110" w:type="dxa"/>
-              <w:bottom w:w="70" w:type="dxa"/>
-              <w:right w:w="110" w:type="dxa"/>
-            </w:tcMar>
-            <w:vAlign w:val="center"/>
-          </w:tcPr>
-          <w:p>
-            <w:pPr>
-              <w:spacing w:before="0" w:after="0" w:line="276" w:lineRule="auto"/>
-              <w:jc w:val="left"/>
-            </w:pPr>
-            <w:r>
-              <w:rPr>
-                <w:rFonts w:ascii="Calibri" w:hAnsi="Calibri" w:eastAsia="微軟正黑體"/>
-                <w:sz w:val="22"/>
-                <w:szCs w:val="22"/>
-              </w:rPr>
-              <w:t xml:space="preserve">每行 1 分；同一行的空格全對才給分。a ＝ 3 ＞ 0，h ＝ 4，k ＝ −5</w:t>
+              <w:t xml:space="preserve">每空 2 分。頂點由 (0, 0) 移到 (−2, −5)</w:t>
             </w:r>
           </w:p>
         </w:tc>
@@ -678,7 +1465,7 @@
                 <w:sz w:val="22"/>
                 <w:szCs w:val="22"/>
               </w:rPr>
-              <w:t xml:space="preserve">練 4（6）</w:t>
+              <w:t xml:space="preserve">練 11（4）</w:t>
             </w:r>
           </w:p>
         </w:tc>
@@ -706,7 +1493,7 @@
                 <w:sz w:val="22"/>
                 <w:szCs w:val="22"/>
               </w:rPr>
-              <w:t xml:space="preserve">下</w:t>
+              <w:t xml:space="preserve">右</w:t>
             </w:r>
           </w:p>
           <w:p>
@@ -722,7 +1509,7 @@
                 <w:sz w:val="22"/>
                 <w:szCs w:val="22"/>
               </w:rPr>
-              <w:t xml:space="preserve">直線 x ＝ −2</w:t>
+              <w:t xml:space="preserve">4</w:t>
             </w:r>
           </w:p>
           <w:p>
@@ -738,7 +1525,7 @@
                 <w:sz w:val="22"/>
                 <w:szCs w:val="22"/>
               </w:rPr>
-              <w:t xml:space="preserve">(−2, 7)</w:t>
+              <w:t xml:space="preserve">上</w:t>
             </w:r>
           </w:p>
           <w:p>
@@ -754,65 +1541,33 @@
                 <w:sz w:val="22"/>
                 <w:szCs w:val="22"/>
               </w:rPr>
-              <w:t xml:space="preserve">x ＜ −2，增大</w:t>
-            </w:r>
-          </w:p>
-          <w:p>
-            <w:pPr>
-              <w:spacing w:before="0" w:after="0" w:line="276" w:lineRule="auto"/>
-              <w:jc w:val="left"/>
-            </w:pPr>
-            <w:r>
-              <w:rPr>
-                <w:rFonts w:ascii="Calibri" w:hAnsi="Calibri" w:eastAsia="微軟正黑體"/>
-                <w:b/>
-                <w:bCs/>
+              <w:t xml:space="preserve">1</w:t>
+            </w:r>
+          </w:p>
+        </w:tc>
+        <w:tc>
+          <w:tcPr>
+            <w:tcW w:w="7257" w:type="dxa"/>
+            <w:tcMar>
+              <w:top w:w="70" w:type="dxa"/>
+              <w:left w:w="110" w:type="dxa"/>
+              <w:bottom w:w="70" w:type="dxa"/>
+              <w:right w:w="110" w:type="dxa"/>
+            </w:tcMar>
+            <w:vAlign w:val="center"/>
+          </w:tcPr>
+          <w:p>
+            <w:pPr>
+              <w:spacing w:before="0" w:after="0" w:line="276" w:lineRule="auto"/>
+              <w:jc w:val="left"/>
+            </w:pPr>
+            <w:r>
+              <w:rPr>
+                <w:rFonts w:ascii="Calibri" w:hAnsi="Calibri" w:eastAsia="微軟正黑體"/>
                 <w:sz w:val="22"/>
                 <w:szCs w:val="22"/>
               </w:rPr>
-              <w:t xml:space="preserve">x ＞ −2，減小</w:t>
-            </w:r>
-          </w:p>
-          <w:p>
-            <w:pPr>
-              <w:spacing w:before="0" w:after="0" w:line="276" w:lineRule="auto"/>
-              <w:jc w:val="left"/>
-            </w:pPr>
-            <w:r>
-              <w:rPr>
-                <w:rFonts w:ascii="Calibri" w:hAnsi="Calibri" w:eastAsia="微軟正黑體"/>
-                <w:b/>
-                <w:bCs/>
-                <w:sz w:val="22"/>
-                <w:szCs w:val="22"/>
-              </w:rPr>
-              <w:t xml:space="preserve">x ＝ −2，最大值 7</w:t>
-            </w:r>
-          </w:p>
-        </w:tc>
-        <w:tc>
-          <w:tcPr>
-            <w:tcW w:w="7257" w:type="dxa"/>
-            <w:tcMar>
-              <w:top w:w="70" w:type="dxa"/>
-              <w:left w:w="110" w:type="dxa"/>
-              <w:bottom w:w="70" w:type="dxa"/>
-              <w:right w:w="110" w:type="dxa"/>
-            </w:tcMar>
-            <w:vAlign w:val="center"/>
-          </w:tcPr>
-          <w:p>
-            <w:pPr>
-              <w:spacing w:before="0" w:after="0" w:line="276" w:lineRule="auto"/>
-              <w:jc w:val="left"/>
-            </w:pPr>
-            <w:r>
-              <w:rPr>
-                <w:rFonts w:ascii="Calibri" w:hAnsi="Calibri" w:eastAsia="微軟正黑體"/>
-                <w:sz w:val="22"/>
-                <w:szCs w:val="22"/>
-              </w:rPr>
-              <w:t xml:space="preserve">每行 1 分，評分同練 3。a ＝ −1/3 ＜ 0，h ＝ −2，k ＝ 7。※ 與練 3 對照：a ＜ 0，增減方向剛好相反</w:t>
+              <w:t xml:space="preserve">每空 1 分。頂點由 (0, 0) 移到 (4, 1)</w:t>
             </w:r>
           </w:p>
         </w:tc>
@@ -843,7 +1598,7 @@
                 <w:sz w:val="22"/>
                 <w:szCs w:val="22"/>
               </w:rPr>
-              <w:t xml:space="preserve">練 5（9）</w:t>
+              <w:t xml:space="preserve">練 12（4）</w:t>
             </w:r>
           </w:p>
         </w:tc>
@@ -871,65 +1626,33 @@
                 <w:sz w:val="22"/>
                 <w:szCs w:val="22"/>
               </w:rPr>
-              <w:t xml:space="preserve">① 向上｜x ＝ −4｜(−4, 0)</w:t>
-            </w:r>
-          </w:p>
-          <w:p>
-            <w:pPr>
-              <w:spacing w:before="0" w:after="0" w:line="276" w:lineRule="auto"/>
-              <w:jc w:val="left"/>
-            </w:pPr>
-            <w:r>
-              <w:rPr>
-                <w:rFonts w:ascii="Calibri" w:hAnsi="Calibri" w:eastAsia="微軟正黑體"/>
-                <w:b/>
-                <w:bCs/>
+              <w:t xml:space="preserve">y ＝ −3(x − 1)² ＋ 2</w:t>
+            </w:r>
+          </w:p>
+        </w:tc>
+        <w:tc>
+          <w:tcPr>
+            <w:tcW w:w="7257" w:type="dxa"/>
+            <w:tcMar>
+              <w:top w:w="70" w:type="dxa"/>
+              <w:left w:w="110" w:type="dxa"/>
+              <w:bottom w:w="70" w:type="dxa"/>
+              <w:right w:w="110" w:type="dxa"/>
+            </w:tcMar>
+            <w:vAlign w:val="center"/>
+          </w:tcPr>
+          <w:p>
+            <w:pPr>
+              <w:spacing w:before="0" w:after="0" w:line="276" w:lineRule="auto"/>
+              <w:jc w:val="left"/>
+            </w:pPr>
+            <w:r>
+              <w:rPr>
+                <w:rFonts w:ascii="Calibri" w:hAnsi="Calibri" w:eastAsia="微軟正黑體"/>
                 <w:sz w:val="22"/>
                 <w:szCs w:val="22"/>
               </w:rPr>
-              <w:t xml:space="preserve">② 向下｜x ＝ 0（y 軸）｜(0, 5)</w:t>
-            </w:r>
-          </w:p>
-          <w:p>
-            <w:pPr>
-              <w:spacing w:before="0" w:after="0" w:line="276" w:lineRule="auto"/>
-              <w:jc w:val="left"/>
-            </w:pPr>
-            <w:r>
-              <w:rPr>
-                <w:rFonts w:ascii="Calibri" w:hAnsi="Calibri" w:eastAsia="微軟正黑體"/>
-                <w:b/>
-                <w:bCs/>
-                <w:sz w:val="22"/>
-                <w:szCs w:val="22"/>
-              </w:rPr>
-              <w:t xml:space="preserve">③ 向下｜x ＝ 1｜(1, −2)</w:t>
-            </w:r>
-          </w:p>
-        </w:tc>
-        <w:tc>
-          <w:tcPr>
-            <w:tcW w:w="7257" w:type="dxa"/>
-            <w:tcMar>
-              <w:top w:w="70" w:type="dxa"/>
-              <w:left w:w="110" w:type="dxa"/>
-              <w:bottom w:w="70" w:type="dxa"/>
-              <w:right w:w="110" w:type="dxa"/>
-            </w:tcMar>
-            <w:vAlign w:val="center"/>
-          </w:tcPr>
-          <w:p>
-            <w:pPr>
-              <w:spacing w:before="0" w:after="0" w:line="276" w:lineRule="auto"/>
-              <w:jc w:val="left"/>
-            </w:pPr>
-            <w:r>
-              <w:rPr>
-                <w:rFonts w:ascii="Calibri" w:hAnsi="Calibri" w:eastAsia="微軟正黑體"/>
-                <w:sz w:val="22"/>
-                <w:szCs w:val="22"/>
-              </w:rPr>
-              <w:t xml:space="preserve">每格 1 分。① k ＝ 0；② 沒有 (x − h)，h ＝ 0，對稱軸是 y 軸；③ a ＝ −1。※ 易錯：① 寫成 (4, 0)</w:t>
+              <w:t xml:space="preserve">頂點由 (0, 0) 移到 (1, 2)，a 不變。全對 4 分；只做對其中一個方向給 2 分。※ 易錯：寫成 (x ＋ 1)²</w:t>
             </w:r>
           </w:p>
         </w:tc>
@@ -960,7 +1683,7 @@
                 <w:sz w:val="22"/>
                 <w:szCs w:val="22"/>
               </w:rPr>
-              <w:t xml:space="preserve">練 6（4）</w:t>
+              <w:t xml:space="preserve">練 13（4）</w:t>
             </w:r>
           </w:p>
         </w:tc>
@@ -988,7 +1711,7 @@
                 <w:sz w:val="22"/>
                 <w:szCs w:val="22"/>
               </w:rPr>
-              <w:t xml:space="preserve">B</w:t>
+              <w:t xml:space="preserve">C</w:t>
             </w:r>
           </w:p>
         </w:tc>
@@ -1014,326 +1737,7 @@
                 <w:sz w:val="22"/>
                 <w:szCs w:val="22"/>
               </w:rPr>
-              <w:t xml:space="preserve">a ＝ 2 ＞ 0 開口向上；(x ＋ 3)² ＝ (x − (−3))²，頂點 (−3, −1)。※ 易錯：選 A（h 的符號看反）</w:t>
-            </w:r>
-          </w:p>
-        </w:tc>
-      </w:tr>
-      <w:tr>
-        <w:trPr>
-          <w:cantSplit/>
-        </w:trPr>
-        <w:tc>
-          <w:tcPr>
-            <w:tcW w:w="1247" w:type="dxa"/>
-            <w:tcMar>
-              <w:top w:w="70" w:type="dxa"/>
-              <w:left w:w="110" w:type="dxa"/>
-              <w:bottom w:w="70" w:type="dxa"/>
-              <w:right w:w="110" w:type="dxa"/>
-            </w:tcMar>
-            <w:vAlign w:val="center"/>
-          </w:tcPr>
-          <w:p>
-            <w:pPr>
-              <w:spacing w:before="0" w:after="0" w:line="276" w:lineRule="auto"/>
-              <w:jc w:val="left"/>
-            </w:pPr>
-            <w:r>
-              <w:rPr>
-                <w:rFonts w:ascii="Calibri" w:hAnsi="Calibri" w:eastAsia="微軟正黑體"/>
-                <w:sz w:val="22"/>
-                <w:szCs w:val="22"/>
-              </w:rPr>
-              <w:t xml:space="preserve">練 7（4）</w:t>
-            </w:r>
-          </w:p>
-        </w:tc>
-        <w:tc>
-          <w:tcPr>
-            <w:tcW w:w="2834" w:type="dxa"/>
-            <w:tcMar>
-              <w:top w:w="70" w:type="dxa"/>
-              <w:left w:w="110" w:type="dxa"/>
-              <w:bottom w:w="70" w:type="dxa"/>
-              <w:right w:w="110" w:type="dxa"/>
-            </w:tcMar>
-            <w:vAlign w:val="center"/>
-          </w:tcPr>
-          <w:p>
-            <w:pPr>
-              <w:spacing w:before="0" w:after="0" w:line="276" w:lineRule="auto"/>
-              <w:jc w:val="left"/>
-            </w:pPr>
-            <w:r>
-              <w:rPr>
-                <w:rFonts w:ascii="Calibri" w:hAnsi="Calibri" w:eastAsia="微軟正黑體"/>
-                <w:b/>
-                <w:bCs/>
-                <w:sz w:val="22"/>
-                <w:szCs w:val="22"/>
-              </w:rPr>
-              <w:t xml:space="preserve">B</w:t>
-            </w:r>
-          </w:p>
-        </w:tc>
-        <w:tc>
-          <w:tcPr>
-            <w:tcW w:w="7257" w:type="dxa"/>
-            <w:tcMar>
-              <w:top w:w="70" w:type="dxa"/>
-              <w:left w:w="110" w:type="dxa"/>
-              <w:bottom w:w="70" w:type="dxa"/>
-              <w:right w:w="110" w:type="dxa"/>
-            </w:tcMar>
-            <w:vAlign w:val="center"/>
-          </w:tcPr>
-          <w:p>
-            <w:pPr>
-              <w:spacing w:before="0" w:after="0" w:line="276" w:lineRule="auto"/>
-              <w:jc w:val="left"/>
-            </w:pPr>
-            <w:r>
-              <w:rPr>
-                <w:rFonts w:ascii="Calibri" w:hAnsi="Calibri" w:eastAsia="微軟正黑體"/>
-                <w:sz w:val="22"/>
-                <w:szCs w:val="22"/>
-              </w:rPr>
-              <w:t xml:space="preserve">h ＝ 5，對稱軸直線 x ＝ 5。※ 易錯：選 A（符號看反）或 C（看了 k）</w:t>
-            </w:r>
-          </w:p>
-        </w:tc>
-      </w:tr>
-      <w:tr>
-        <w:trPr>
-          <w:cantSplit/>
-        </w:trPr>
-        <w:tc>
-          <w:tcPr>
-            <w:tcW w:w="1247" w:type="dxa"/>
-            <w:tcMar>
-              <w:top w:w="70" w:type="dxa"/>
-              <w:left w:w="110" w:type="dxa"/>
-              <w:bottom w:w="70" w:type="dxa"/>
-              <w:right w:w="110" w:type="dxa"/>
-            </w:tcMar>
-            <w:vAlign w:val="center"/>
-          </w:tcPr>
-          <w:p>
-            <w:pPr>
-              <w:spacing w:before="0" w:after="0" w:line="276" w:lineRule="auto"/>
-              <w:jc w:val="left"/>
-            </w:pPr>
-            <w:r>
-              <w:rPr>
-                <w:rFonts w:ascii="Calibri" w:hAnsi="Calibri" w:eastAsia="微軟正黑體"/>
-                <w:sz w:val="22"/>
-                <w:szCs w:val="22"/>
-              </w:rPr>
-              <w:t xml:space="preserve">練 8（3）</w:t>
-            </w:r>
-          </w:p>
-        </w:tc>
-        <w:tc>
-          <w:tcPr>
-            <w:tcW w:w="2834" w:type="dxa"/>
-            <w:tcMar>
-              <w:top w:w="70" w:type="dxa"/>
-              <w:left w:w="110" w:type="dxa"/>
-              <w:bottom w:w="70" w:type="dxa"/>
-              <w:right w:w="110" w:type="dxa"/>
-            </w:tcMar>
-            <w:vAlign w:val="center"/>
-          </w:tcPr>
-          <w:p>
-            <w:pPr>
-              <w:spacing w:before="0" w:after="0" w:line="276" w:lineRule="auto"/>
-              <w:jc w:val="left"/>
-            </w:pPr>
-            <w:r>
-              <w:rPr>
-                <w:rFonts w:ascii="Calibri" w:hAnsi="Calibri" w:eastAsia="微軟正黑體"/>
-                <w:b/>
-                <w:bCs/>
-                <w:sz w:val="22"/>
-                <w:szCs w:val="22"/>
-              </w:rPr>
-              <w:t xml:space="preserve">小</w:t>
-            </w:r>
-          </w:p>
-          <w:p>
-            <w:pPr>
-              <w:spacing w:before="0" w:after="0" w:line="276" w:lineRule="auto"/>
-              <w:jc w:val="left"/>
-            </w:pPr>
-            <w:r>
-              <w:rPr>
-                <w:rFonts w:ascii="Calibri" w:hAnsi="Calibri" w:eastAsia="微軟正黑體"/>
-                <w:b/>
-                <w:bCs/>
-                <w:sz w:val="22"/>
-                <w:szCs w:val="22"/>
-              </w:rPr>
-              <w:t xml:space="preserve">−8</w:t>
-            </w:r>
-          </w:p>
-        </w:tc>
-        <w:tc>
-          <w:tcPr>
-            <w:tcW w:w="7257" w:type="dxa"/>
-            <w:tcMar>
-              <w:top w:w="70" w:type="dxa"/>
-              <w:left w:w="110" w:type="dxa"/>
-              <w:bottom w:w="70" w:type="dxa"/>
-              <w:right w:w="110" w:type="dxa"/>
-            </w:tcMar>
-            <w:vAlign w:val="center"/>
-          </w:tcPr>
-          <w:p>
-            <w:pPr>
-              <w:spacing w:before="0" w:after="0" w:line="276" w:lineRule="auto"/>
-              <w:jc w:val="left"/>
-            </w:pPr>
-            <w:r>
-              <w:rPr>
-                <w:rFonts w:ascii="Calibri" w:hAnsi="Calibri" w:eastAsia="微軟正黑體"/>
-                <w:sz w:val="22"/>
-                <w:szCs w:val="22"/>
-              </w:rPr>
-              <w:t xml:space="preserve">「小」1 分、「−8」2 分。a ＝ 2 ＞ 0，頂點 (0, −8) 是最低點</w:t>
-            </w:r>
-          </w:p>
-        </w:tc>
-      </w:tr>
-      <w:tr>
-        <w:trPr>
-          <w:cantSplit/>
-        </w:trPr>
-        <w:tc>
-          <w:tcPr>
-            <w:tcW w:w="1247" w:type="dxa"/>
-            <w:tcMar>
-              <w:top w:w="70" w:type="dxa"/>
-              <w:left w:w="110" w:type="dxa"/>
-              <w:bottom w:w="70" w:type="dxa"/>
-              <w:right w:w="110" w:type="dxa"/>
-            </w:tcMar>
-            <w:vAlign w:val="center"/>
-          </w:tcPr>
-          <w:p>
-            <w:pPr>
-              <w:spacing w:before="0" w:after="0" w:line="276" w:lineRule="auto"/>
-              <w:jc w:val="left"/>
-            </w:pPr>
-            <w:r>
-              <w:rPr>
-                <w:rFonts w:ascii="Calibri" w:hAnsi="Calibri" w:eastAsia="微軟正黑體"/>
-                <w:sz w:val="22"/>
-                <w:szCs w:val="22"/>
-              </w:rPr>
-              <w:t xml:space="preserve">練 9（4）</w:t>
-            </w:r>
-          </w:p>
-        </w:tc>
-        <w:tc>
-          <w:tcPr>
-            <w:tcW w:w="2834" w:type="dxa"/>
-            <w:tcMar>
-              <w:top w:w="70" w:type="dxa"/>
-              <w:left w:w="110" w:type="dxa"/>
-              <w:bottom w:w="70" w:type="dxa"/>
-              <w:right w:w="110" w:type="dxa"/>
-            </w:tcMar>
-            <w:vAlign w:val="center"/>
-          </w:tcPr>
-          <w:p>
-            <w:pPr>
-              <w:spacing w:before="0" w:after="0" w:line="276" w:lineRule="auto"/>
-              <w:jc w:val="left"/>
-            </w:pPr>
-            <w:r>
-              <w:rPr>
-                <w:rFonts w:ascii="Calibri" w:hAnsi="Calibri" w:eastAsia="微軟正黑體"/>
-                <w:b/>
-                <w:bCs/>
-                <w:sz w:val="22"/>
-                <w:szCs w:val="22"/>
-              </w:rPr>
-              <w:t xml:space="preserve">向上</w:t>
-            </w:r>
-          </w:p>
-          <w:p>
-            <w:pPr>
-              <w:spacing w:before="0" w:after="0" w:line="276" w:lineRule="auto"/>
-              <w:jc w:val="left"/>
-            </w:pPr>
-            <w:r>
-              <w:rPr>
-                <w:rFonts w:ascii="Calibri" w:hAnsi="Calibri" w:eastAsia="微軟正黑體"/>
-                <w:b/>
-                <w:bCs/>
-                <w:sz w:val="22"/>
-                <w:szCs w:val="22"/>
-              </w:rPr>
-              <w:t xml:space="preserve">直線 x ＝ 3</w:t>
-            </w:r>
-          </w:p>
-          <w:p>
-            <w:pPr>
-              <w:spacing w:before="0" w:after="0" w:line="276" w:lineRule="auto"/>
-              <w:jc w:val="left"/>
-            </w:pPr>
-            <w:r>
-              <w:rPr>
-                <w:rFonts w:ascii="Calibri" w:hAnsi="Calibri" w:eastAsia="微軟正黑體"/>
-                <w:b/>
-                <w:bCs/>
-                <w:sz w:val="22"/>
-                <w:szCs w:val="22"/>
-              </w:rPr>
-              <w:t xml:space="preserve">(3, −4)</w:t>
-            </w:r>
-          </w:p>
-          <w:p>
-            <w:pPr>
-              <w:spacing w:before="0" w:after="0" w:line="276" w:lineRule="auto"/>
-              <w:jc w:val="left"/>
-            </w:pPr>
-            <w:r>
-              <w:rPr>
-                <w:rFonts w:ascii="Calibri" w:hAnsi="Calibri" w:eastAsia="微軟正黑體"/>
-                <w:b/>
-                <w:bCs/>
-                <w:sz w:val="22"/>
-                <w:szCs w:val="22"/>
-              </w:rPr>
-              <w:t xml:space="preserve">最小值 −4</w:t>
-            </w:r>
-          </w:p>
-        </w:tc>
-        <w:tc>
-          <w:tcPr>
-            <w:tcW w:w="7257" w:type="dxa"/>
-            <w:tcMar>
-              <w:top w:w="70" w:type="dxa"/>
-              <w:left w:w="110" w:type="dxa"/>
-              <w:bottom w:w="70" w:type="dxa"/>
-              <w:right w:w="110" w:type="dxa"/>
-            </w:tcMar>
-            <w:vAlign w:val="center"/>
-          </w:tcPr>
-          <w:p>
-            <w:pPr>
-              <w:spacing w:before="0" w:after="0" w:line="276" w:lineRule="auto"/>
-              <w:jc w:val="left"/>
-            </w:pPr>
-            <w:r>
-              <w:rPr>
-                <w:rFonts w:ascii="Calibri" w:hAnsi="Calibri" w:eastAsia="微軟正黑體"/>
-                <w:sz w:val="22"/>
-                <w:szCs w:val="22"/>
-              </w:rPr>
-              <w:t xml:space="preserve">每項 1 分。a ＝ 2 ＞ 0，h ＝ 3，k ＝ −4；最值要寫明「最小值」</w:t>
+              <w:t xml:space="preserve">頂點 (−1, 3) → 右移 2 → (1, 3) → 下移 4 → (1, −1)，得 y ＝ (x − 1)² − 1。A：左右方向看反；B：上下方向看反；D：兩個都反</w:t>
             </w:r>
           </w:p>
         </w:tc>
@@ -1358,548 +1762,7 @@
           <w:sz w:val="28"/>
           <w:szCs w:val="28"/>
         </w:rPr>
-        <w:t xml:space="preserve">三、拋物線的平移（16 分）</w:t>
-      </w:r>
-    </w:p>
-    <w:tbl>
-      <w:tblPr>
-        <w:tblW w:w="11338" w:type="dxa"/>
-        <w:tblBorders>
-          <w:top w:val="single" w:sz="4" w:space="0" w:color="000000"/>
-          <w:left w:val="single" w:sz="4" w:space="0" w:color="000000"/>
-          <w:bottom w:val="single" w:sz="4" w:space="0" w:color="000000"/>
-          <w:right w:val="single" w:sz="4" w:space="0" w:color="000000"/>
-          <w:insideH w:val="single" w:sz="4" w:space="0" w:color="000000"/>
-          <w:insideV w:val="single" w:sz="4" w:space="0" w:color="000000"/>
-        </w:tblBorders>
-        <w:tblLayout w:type="fixed"/>
-      </w:tblPr>
-      <w:tblGrid>
-        <w:gridCol w:w="1247"/>
-        <w:gridCol w:w="2834"/>
-        <w:gridCol w:w="7257"/>
-      </w:tblGrid>
-      <w:tr>
-        <w:trPr>
-          <w:cantSplit/>
-          <w:tblHeader/>
-        </w:trPr>
-        <w:tc>
-          <w:tcPr>
-            <w:tcW w:w="1247" w:type="dxa"/>
-            <w:shd w:val="clear" w:color="auto" w:fill="F0F0F0"/>
-            <w:tcMar>
-              <w:top w:w="70" w:type="dxa"/>
-              <w:left w:w="110" w:type="dxa"/>
-              <w:bottom w:w="70" w:type="dxa"/>
-              <w:right w:w="110" w:type="dxa"/>
-            </w:tcMar>
-            <w:vAlign w:val="top"/>
-          </w:tcPr>
-          <w:p>
-            <w:pPr>
-              <w:keepNext/>
-              <w:spacing w:before="0" w:after="0" w:line="276" w:lineRule="auto"/>
-              <w:jc w:val="left"/>
-            </w:pPr>
-            <w:r>
-              <w:rPr>
-                <w:rFonts w:ascii="Calibri" w:hAnsi="Calibri" w:eastAsia="微軟正黑體"/>
-                <w:b/>
-                <w:bCs/>
-                <w:sz w:val="22"/>
-                <w:szCs w:val="22"/>
-              </w:rPr>
-              <w:t xml:space="preserve">題（分）</w:t>
-            </w:r>
-          </w:p>
-        </w:tc>
-        <w:tc>
-          <w:tcPr>
-            <w:tcW w:w="2834" w:type="dxa"/>
-            <w:shd w:val="clear" w:color="auto" w:fill="F0F0F0"/>
-            <w:tcMar>
-              <w:top w:w="70" w:type="dxa"/>
-              <w:left w:w="110" w:type="dxa"/>
-              <w:bottom w:w="70" w:type="dxa"/>
-              <w:right w:w="110" w:type="dxa"/>
-            </w:tcMar>
-            <w:vAlign w:val="top"/>
-          </w:tcPr>
-          <w:p>
-            <w:pPr>
-              <w:keepNext/>
-              <w:spacing w:before="0" w:after="0" w:line="276" w:lineRule="auto"/>
-              <w:jc w:val="left"/>
-            </w:pPr>
-            <w:r>
-              <w:rPr>
-                <w:rFonts w:ascii="Calibri" w:hAnsi="Calibri" w:eastAsia="微軟正黑體"/>
-                <w:b/>
-                <w:bCs/>
-                <w:sz w:val="22"/>
-                <w:szCs w:val="22"/>
-              </w:rPr>
-              <w:t xml:space="preserve">答案</w:t>
-            </w:r>
-          </w:p>
-        </w:tc>
-        <w:tc>
-          <w:tcPr>
-            <w:tcW w:w="7257" w:type="dxa"/>
-            <w:shd w:val="clear" w:color="auto" w:fill="F0F0F0"/>
-            <w:tcMar>
-              <w:top w:w="70" w:type="dxa"/>
-              <w:left w:w="110" w:type="dxa"/>
-              <w:bottom w:w="70" w:type="dxa"/>
-              <w:right w:w="110" w:type="dxa"/>
-            </w:tcMar>
-            <w:vAlign w:val="top"/>
-          </w:tcPr>
-          <w:p>
-            <w:pPr>
-              <w:keepNext/>
-              <w:spacing w:before="0" w:after="0" w:line="276" w:lineRule="auto"/>
-              <w:jc w:val="left"/>
-            </w:pPr>
-            <w:r>
-              <w:rPr>
-                <w:rFonts w:ascii="Calibri" w:hAnsi="Calibri" w:eastAsia="微軟正黑體"/>
-                <w:b/>
-                <w:bCs/>
-                <w:sz w:val="22"/>
-                <w:szCs w:val="22"/>
-              </w:rPr>
-              <w:t xml:space="preserve">解析與評分</w:t>
-            </w:r>
-          </w:p>
-        </w:tc>
-      </w:tr>
-      <w:tr>
-        <w:trPr>
-          <w:cantSplit/>
-        </w:trPr>
-        <w:tc>
-          <w:tcPr>
-            <w:tcW w:w="1247" w:type="dxa"/>
-            <w:tcMar>
-              <w:top w:w="70" w:type="dxa"/>
-              <w:left w:w="110" w:type="dxa"/>
-              <w:bottom w:w="70" w:type="dxa"/>
-              <w:right w:w="110" w:type="dxa"/>
-            </w:tcMar>
-            <w:vAlign w:val="center"/>
-          </w:tcPr>
-          <w:p>
-            <w:pPr>
-              <w:spacing w:before="0" w:after="0" w:line="276" w:lineRule="auto"/>
-              <w:jc w:val="left"/>
-            </w:pPr>
-            <w:r>
-              <w:rPr>
-                <w:rFonts w:ascii="Calibri" w:hAnsi="Calibri" w:eastAsia="微軟正黑體"/>
-                <w:sz w:val="22"/>
-                <w:szCs w:val="22"/>
-              </w:rPr>
-              <w:t xml:space="preserve">練 10（4）</w:t>
-            </w:r>
-          </w:p>
-        </w:tc>
-        <w:tc>
-          <w:tcPr>
-            <w:tcW w:w="2834" w:type="dxa"/>
-            <w:tcMar>
-              <w:top w:w="70" w:type="dxa"/>
-              <w:left w:w="110" w:type="dxa"/>
-              <w:bottom w:w="70" w:type="dxa"/>
-              <w:right w:w="110" w:type="dxa"/>
-            </w:tcMar>
-            <w:vAlign w:val="center"/>
-          </w:tcPr>
-          <w:p>
-            <w:pPr>
-              <w:spacing w:before="0" w:after="0" w:line="276" w:lineRule="auto"/>
-              <w:jc w:val="left"/>
-            </w:pPr>
-            <w:r>
-              <w:rPr>
-                <w:rFonts w:ascii="Calibri" w:hAnsi="Calibri" w:eastAsia="微軟正黑體"/>
-                <w:b/>
-                <w:bCs/>
-                <w:sz w:val="22"/>
-                <w:szCs w:val="22"/>
-              </w:rPr>
-              <w:t xml:space="preserve">左</w:t>
-            </w:r>
-          </w:p>
-          <w:p>
-            <w:pPr>
-              <w:spacing w:before="0" w:after="0" w:line="276" w:lineRule="auto"/>
-              <w:jc w:val="left"/>
-            </w:pPr>
-            <w:r>
-              <w:rPr>
-                <w:rFonts w:ascii="Calibri" w:hAnsi="Calibri" w:eastAsia="微軟正黑體"/>
-                <w:b/>
-                <w:bCs/>
-                <w:sz w:val="22"/>
-                <w:szCs w:val="22"/>
-              </w:rPr>
-              <w:t xml:space="preserve">下</w:t>
-            </w:r>
-          </w:p>
-        </w:tc>
-        <w:tc>
-          <w:tcPr>
-            <w:tcW w:w="7257" w:type="dxa"/>
-            <w:tcMar>
-              <w:top w:w="70" w:type="dxa"/>
-              <w:left w:w="110" w:type="dxa"/>
-              <w:bottom w:w="70" w:type="dxa"/>
-              <w:right w:w="110" w:type="dxa"/>
-            </w:tcMar>
-            <w:vAlign w:val="center"/>
-          </w:tcPr>
-          <w:p>
-            <w:pPr>
-              <w:spacing w:before="0" w:after="0" w:line="276" w:lineRule="auto"/>
-              <w:jc w:val="left"/>
-            </w:pPr>
-            <w:r>
-              <w:rPr>
-                <w:rFonts w:ascii="Calibri" w:hAnsi="Calibri" w:eastAsia="微軟正黑體"/>
-                <w:sz w:val="22"/>
-                <w:szCs w:val="22"/>
-              </w:rPr>
-              <w:t xml:space="preserve">每空 2 分。頂點由 (0, 0) 移到 (−2, −5)</w:t>
-            </w:r>
-          </w:p>
-        </w:tc>
-      </w:tr>
-      <w:tr>
-        <w:trPr>
-          <w:cantSplit/>
-        </w:trPr>
-        <w:tc>
-          <w:tcPr>
-            <w:tcW w:w="1247" w:type="dxa"/>
-            <w:tcMar>
-              <w:top w:w="70" w:type="dxa"/>
-              <w:left w:w="110" w:type="dxa"/>
-              <w:bottom w:w="70" w:type="dxa"/>
-              <w:right w:w="110" w:type="dxa"/>
-            </w:tcMar>
-            <w:vAlign w:val="center"/>
-          </w:tcPr>
-          <w:p>
-            <w:pPr>
-              <w:spacing w:before="0" w:after="0" w:line="276" w:lineRule="auto"/>
-              <w:jc w:val="left"/>
-            </w:pPr>
-            <w:r>
-              <w:rPr>
-                <w:rFonts w:ascii="Calibri" w:hAnsi="Calibri" w:eastAsia="微軟正黑體"/>
-                <w:sz w:val="22"/>
-                <w:szCs w:val="22"/>
-              </w:rPr>
-              <w:t xml:space="preserve">練 11（4）</w:t>
-            </w:r>
-          </w:p>
-        </w:tc>
-        <w:tc>
-          <w:tcPr>
-            <w:tcW w:w="2834" w:type="dxa"/>
-            <w:tcMar>
-              <w:top w:w="70" w:type="dxa"/>
-              <w:left w:w="110" w:type="dxa"/>
-              <w:bottom w:w="70" w:type="dxa"/>
-              <w:right w:w="110" w:type="dxa"/>
-            </w:tcMar>
-            <w:vAlign w:val="center"/>
-          </w:tcPr>
-          <w:p>
-            <w:pPr>
-              <w:spacing w:before="0" w:after="0" w:line="276" w:lineRule="auto"/>
-              <w:jc w:val="left"/>
-            </w:pPr>
-            <w:r>
-              <w:rPr>
-                <w:rFonts w:ascii="Calibri" w:hAnsi="Calibri" w:eastAsia="微軟正黑體"/>
-                <w:b/>
-                <w:bCs/>
-                <w:sz w:val="22"/>
-                <w:szCs w:val="22"/>
-              </w:rPr>
-              <w:t xml:space="preserve">右</w:t>
-            </w:r>
-          </w:p>
-          <w:p>
-            <w:pPr>
-              <w:spacing w:before="0" w:after="0" w:line="276" w:lineRule="auto"/>
-              <w:jc w:val="left"/>
-            </w:pPr>
-            <w:r>
-              <w:rPr>
-                <w:rFonts w:ascii="Calibri" w:hAnsi="Calibri" w:eastAsia="微軟正黑體"/>
-                <w:b/>
-                <w:bCs/>
-                <w:sz w:val="22"/>
-                <w:szCs w:val="22"/>
-              </w:rPr>
-              <w:t xml:space="preserve">4</w:t>
-            </w:r>
-          </w:p>
-          <w:p>
-            <w:pPr>
-              <w:spacing w:before="0" w:after="0" w:line="276" w:lineRule="auto"/>
-              <w:jc w:val="left"/>
-            </w:pPr>
-            <w:r>
-              <w:rPr>
-                <w:rFonts w:ascii="Calibri" w:hAnsi="Calibri" w:eastAsia="微軟正黑體"/>
-                <w:b/>
-                <w:bCs/>
-                <w:sz w:val="22"/>
-                <w:szCs w:val="22"/>
-              </w:rPr>
-              <w:t xml:space="preserve">上</w:t>
-            </w:r>
-          </w:p>
-          <w:p>
-            <w:pPr>
-              <w:spacing w:before="0" w:after="0" w:line="276" w:lineRule="auto"/>
-              <w:jc w:val="left"/>
-            </w:pPr>
-            <w:r>
-              <w:rPr>
-                <w:rFonts w:ascii="Calibri" w:hAnsi="Calibri" w:eastAsia="微軟正黑體"/>
-                <w:b/>
-                <w:bCs/>
-                <w:sz w:val="22"/>
-                <w:szCs w:val="22"/>
-              </w:rPr>
-              <w:t xml:space="preserve">1</w:t>
-            </w:r>
-          </w:p>
-        </w:tc>
-        <w:tc>
-          <w:tcPr>
-            <w:tcW w:w="7257" w:type="dxa"/>
-            <w:tcMar>
-              <w:top w:w="70" w:type="dxa"/>
-              <w:left w:w="110" w:type="dxa"/>
-              <w:bottom w:w="70" w:type="dxa"/>
-              <w:right w:w="110" w:type="dxa"/>
-            </w:tcMar>
-            <w:vAlign w:val="center"/>
-          </w:tcPr>
-          <w:p>
-            <w:pPr>
-              <w:spacing w:before="0" w:after="0" w:line="276" w:lineRule="auto"/>
-              <w:jc w:val="left"/>
-            </w:pPr>
-            <w:r>
-              <w:rPr>
-                <w:rFonts w:ascii="Calibri" w:hAnsi="Calibri" w:eastAsia="微軟正黑體"/>
-                <w:sz w:val="22"/>
-                <w:szCs w:val="22"/>
-              </w:rPr>
-              <w:t xml:space="preserve">每空 1 分。頂點由 (0, 0) 移到 (4, 1)</w:t>
-            </w:r>
-          </w:p>
-        </w:tc>
-      </w:tr>
-      <w:tr>
-        <w:trPr>
-          <w:cantSplit/>
-        </w:trPr>
-        <w:tc>
-          <w:tcPr>
-            <w:tcW w:w="1247" w:type="dxa"/>
-            <w:tcMar>
-              <w:top w:w="70" w:type="dxa"/>
-              <w:left w:w="110" w:type="dxa"/>
-              <w:bottom w:w="70" w:type="dxa"/>
-              <w:right w:w="110" w:type="dxa"/>
-            </w:tcMar>
-            <w:vAlign w:val="center"/>
-          </w:tcPr>
-          <w:p>
-            <w:pPr>
-              <w:spacing w:before="0" w:after="0" w:line="276" w:lineRule="auto"/>
-              <w:jc w:val="left"/>
-            </w:pPr>
-            <w:r>
-              <w:rPr>
-                <w:rFonts w:ascii="Calibri" w:hAnsi="Calibri" w:eastAsia="微軟正黑體"/>
-                <w:sz w:val="22"/>
-                <w:szCs w:val="22"/>
-              </w:rPr>
-              <w:t xml:space="preserve">練 12（4）</w:t>
-            </w:r>
-          </w:p>
-        </w:tc>
-        <w:tc>
-          <w:tcPr>
-            <w:tcW w:w="2834" w:type="dxa"/>
-            <w:tcMar>
-              <w:top w:w="70" w:type="dxa"/>
-              <w:left w:w="110" w:type="dxa"/>
-              <w:bottom w:w="70" w:type="dxa"/>
-              <w:right w:w="110" w:type="dxa"/>
-            </w:tcMar>
-            <w:vAlign w:val="center"/>
-          </w:tcPr>
-          <w:p>
-            <w:pPr>
-              <w:spacing w:before="0" w:after="0" w:line="276" w:lineRule="auto"/>
-              <w:jc w:val="left"/>
-            </w:pPr>
-            <w:r>
-              <w:rPr>
-                <w:rFonts w:ascii="Calibri" w:hAnsi="Calibri" w:eastAsia="微軟正黑體"/>
-                <w:b/>
-                <w:bCs/>
-                <w:sz w:val="22"/>
-                <w:szCs w:val="22"/>
-              </w:rPr>
-              <w:t xml:space="preserve">y ＝ −3(x − 1)² ＋ 2</w:t>
-            </w:r>
-          </w:p>
-        </w:tc>
-        <w:tc>
-          <w:tcPr>
-            <w:tcW w:w="7257" w:type="dxa"/>
-            <w:tcMar>
-              <w:top w:w="70" w:type="dxa"/>
-              <w:left w:w="110" w:type="dxa"/>
-              <w:bottom w:w="70" w:type="dxa"/>
-              <w:right w:w="110" w:type="dxa"/>
-            </w:tcMar>
-            <w:vAlign w:val="center"/>
-          </w:tcPr>
-          <w:p>
-            <w:pPr>
-              <w:spacing w:before="0" w:after="0" w:line="276" w:lineRule="auto"/>
-              <w:jc w:val="left"/>
-            </w:pPr>
-            <w:r>
-              <w:rPr>
-                <w:rFonts w:ascii="Calibri" w:hAnsi="Calibri" w:eastAsia="微軟正黑體"/>
-                <w:sz w:val="22"/>
-                <w:szCs w:val="22"/>
-              </w:rPr>
-              <w:t xml:space="preserve">頂點由 (0, 0) 移到 (1, 2)，a 不變。全對 4 分；只做對其中一個方向給 2 分。※ 易錯：寫成 (x ＋ 1)²</w:t>
-            </w:r>
-          </w:p>
-        </w:tc>
-      </w:tr>
-      <w:tr>
-        <w:trPr>
-          <w:cantSplit/>
-        </w:trPr>
-        <w:tc>
-          <w:tcPr>
-            <w:tcW w:w="1247" w:type="dxa"/>
-            <w:tcMar>
-              <w:top w:w="70" w:type="dxa"/>
-              <w:left w:w="110" w:type="dxa"/>
-              <w:bottom w:w="70" w:type="dxa"/>
-              <w:right w:w="110" w:type="dxa"/>
-            </w:tcMar>
-            <w:vAlign w:val="center"/>
-          </w:tcPr>
-          <w:p>
-            <w:pPr>
-              <w:spacing w:before="0" w:after="0" w:line="276" w:lineRule="auto"/>
-              <w:jc w:val="left"/>
-            </w:pPr>
-            <w:r>
-              <w:rPr>
-                <w:rFonts w:ascii="Calibri" w:hAnsi="Calibri" w:eastAsia="微軟正黑體"/>
-                <w:sz w:val="22"/>
-                <w:szCs w:val="22"/>
-              </w:rPr>
-              <w:t xml:space="preserve">練 13（4）</w:t>
-            </w:r>
-          </w:p>
-        </w:tc>
-        <w:tc>
-          <w:tcPr>
-            <w:tcW w:w="2834" w:type="dxa"/>
-            <w:tcMar>
-              <w:top w:w="70" w:type="dxa"/>
-              <w:left w:w="110" w:type="dxa"/>
-              <w:bottom w:w="70" w:type="dxa"/>
-              <w:right w:w="110" w:type="dxa"/>
-            </w:tcMar>
-            <w:vAlign w:val="center"/>
-          </w:tcPr>
-          <w:p>
-            <w:pPr>
-              <w:spacing w:before="0" w:after="0" w:line="276" w:lineRule="auto"/>
-              <w:jc w:val="left"/>
-            </w:pPr>
-            <w:r>
-              <w:rPr>
-                <w:rFonts w:ascii="Calibri" w:hAnsi="Calibri" w:eastAsia="微軟正黑體"/>
-                <w:b/>
-                <w:bCs/>
-                <w:sz w:val="22"/>
-                <w:szCs w:val="22"/>
-              </w:rPr>
-              <w:t xml:space="preserve">C</w:t>
-            </w:r>
-          </w:p>
-        </w:tc>
-        <w:tc>
-          <w:tcPr>
-            <w:tcW w:w="7257" w:type="dxa"/>
-            <w:tcMar>
-              <w:top w:w="70" w:type="dxa"/>
-              <w:left w:w="110" w:type="dxa"/>
-              <w:bottom w:w="70" w:type="dxa"/>
-              <w:right w:w="110" w:type="dxa"/>
-            </w:tcMar>
-            <w:vAlign w:val="center"/>
-          </w:tcPr>
-          <w:p>
-            <w:pPr>
-              <w:spacing w:before="0" w:after="0" w:line="276" w:lineRule="auto"/>
-              <w:jc w:val="left"/>
-            </w:pPr>
-            <w:r>
-              <w:rPr>
-                <w:rFonts w:ascii="Calibri" w:hAnsi="Calibri" w:eastAsia="微軟正黑體"/>
-                <w:sz w:val="22"/>
-                <w:szCs w:val="22"/>
-              </w:rPr>
-              <w:t xml:space="preserve">頂點 (−1, 3) → 右移 2 → (1, 3) → 下移 4 → (1, −1)，得 y ＝ (x − 1)² − 1。A：左右方向看反；B：上下方向看反；D：兩個都反</w:t>
-            </w:r>
-          </w:p>
-        </w:tc>
-      </w:tr>
-    </w:tbl>
-    <w:p>
-      <w:pPr>
-        <w:spacing w:before="0" w:after="0" w:line="200" w:lineRule="exact"/>
-      </w:pPr>
-    </w:p>
-    <w:p>
-      <w:pPr>
-        <w:keepNext/>
-        <w:spacing w:line="360" w:lineRule="auto" w:after="80"/>
-        <w:jc w:val="left"/>
-      </w:pPr>
-      <w:r>
-        <w:rPr>
-          <w:rFonts w:ascii="Calibri" w:hAnsi="Calibri" w:eastAsia="微軟正黑體"/>
-          <w:b/>
-          <w:bCs/>
-          <w:sz w:val="28"/>
-          <w:szCs w:val="28"/>
-        </w:rPr>
-        <w:t xml:space="preserve">四、化為頂點式及求解析式（40 分）</w:t>
+        <w:t xml:space="preserve">三、化為頂點式及求解析式（40 分）</w:t>
       </w:r>
     </w:p>
     <w:p>
